--- a/docs/项目设计文档.docx
+++ b/docs/项目设计文档.docx
@@ -1616,6 +1616,7 @@
           <w:lang w:eastAsia="zh-CN"/>
         </w:rPr>
       </w:pPr>
+      <w:commentRangeStart w:id="0"/>
       <w:r>
         <w:rPr>
           <w:lang w:eastAsia="zh-CN"/>
@@ -1627,6 +1628,15 @@
           <w:lang w:eastAsia="zh-CN"/>
         </w:rPr>
         <w:t>非功能与合规要求</w:t>
+      </w:r>
+      <w:commentRangeEnd w:id="0"/>
+      <w:r>
+        <w:rPr>
+          <w:rStyle w:val="aff9"/>
+          <w:szCs w:val="22"/>
+          <w:lang w:eastAsia="zh-CN"/>
+        </w:rPr>
+        <w:commentReference w:id="0"/>
       </w:r>
     </w:p>
     <w:p>
@@ -2573,7 +2583,51 @@
         <w:rPr>
           <w:lang w:eastAsia="zh-CN"/>
         </w:rPr>
-        <w:t>本项目的 12 Agent LangGraph 状态机设计，将画像采集、意图路由、内容生成、安全审核、资源推荐等职责明确分离，是多智能体在教育内容生成领域的创新实践。与现有工作的关键差异在于：</w:t>
+        <w:t xml:space="preserve">本项目的 </w:t>
+      </w:r>
+      <w:commentRangeStart w:id="1"/>
+      <w:r>
+        <w:rPr>
+          <w:lang w:eastAsia="zh-CN"/>
+        </w:rPr>
+        <w:t>12</w:t>
+      </w:r>
+      <w:commentRangeEnd w:id="1"/>
+      <w:r>
+        <w:rPr>
+          <w:rStyle w:val="aff9"/>
+          <w:szCs w:val="22"/>
+          <w:lang w:eastAsia="zh-CN"/>
+        </w:rPr>
+        <w:commentReference w:id="1"/>
+      </w:r>
+      <w:r>
+        <w:rPr>
+          <w:lang w:eastAsia="zh-CN"/>
+        </w:rPr>
+        <w:t xml:space="preserve"> Agent LangGraph 状态机设计，将画像采集、意图路由、内容生成、安全审核、资源推荐等职责明确分离，是多智能体在教育内容生成领域的创新实践。</w:t>
+      </w:r>
+      <w:commentRangeStart w:id="2"/>
+      <w:r>
+        <w:rPr>
+          <w:lang w:eastAsia="zh-CN"/>
+        </w:rPr>
+        <w:t>与现有工作的关键差异在于</w:t>
+      </w:r>
+      <w:commentRangeEnd w:id="2"/>
+      <w:r>
+        <w:rPr>
+          <w:rStyle w:val="aff9"/>
+          <w:szCs w:val="22"/>
+          <w:lang w:eastAsia="zh-CN"/>
+        </w:rPr>
+        <w:commentReference w:id="2"/>
+      </w:r>
+      <w:r>
+        <w:rPr>
+          <w:lang w:eastAsia="zh-CN"/>
+        </w:rPr>
+        <w:t>：</w:t>
       </w:r>
     </w:p>
     <w:p>
@@ -2702,11 +2756,20 @@
       <w:pPr>
         <w:pStyle w:val="31"/>
       </w:pPr>
+      <w:commentRangeStart w:id="3"/>
       <w:r>
         <w:t xml:space="preserve">1.3.4 </w:t>
       </w:r>
       <w:r>
         <w:t>主流竞品横向对比</w:t>
+      </w:r>
+      <w:commentRangeEnd w:id="3"/>
+      <w:r>
+        <w:rPr>
+          <w:rStyle w:val="aff9"/>
+          <w:szCs w:val="22"/>
+        </w:rPr>
+        <w:commentReference w:id="3"/>
       </w:r>
     </w:p>
     <w:tbl>
@@ -3811,11 +3874,21 @@
         </w:rPr>
         <w:t xml:space="preserve">1.4.2 </w:t>
       </w:r>
+      <w:commentRangeStart w:id="4"/>
       <w:r>
         <w:rPr>
           <w:lang w:eastAsia="zh-CN"/>
         </w:rPr>
         <w:t>三大创新点速览</w:t>
+      </w:r>
+      <w:commentRangeEnd w:id="4"/>
+      <w:r>
+        <w:rPr>
+          <w:rStyle w:val="aff9"/>
+          <w:szCs w:val="22"/>
+          <w:lang w:eastAsia="zh-CN"/>
+        </w:rPr>
+        <w:commentReference w:id="4"/>
       </w:r>
     </w:p>
     <w:p>
@@ -4232,11 +4305,21 @@
       <w:pPr>
         <w:pStyle w:val="21"/>
       </w:pPr>
+      <w:commentRangeStart w:id="5"/>
       <w:r>
         <w:t xml:space="preserve">1.5 </w:t>
       </w:r>
       <w:r>
         <w:t>文档组织结构</w:t>
+      </w:r>
+      <w:commentRangeEnd w:id="5"/>
+      <w:r>
+        <w:rPr>
+          <w:rStyle w:val="aff9"/>
+          <w:sz w:val="26"/>
+          <w:szCs w:val="26"/>
+        </w:rPr>
+        <w:commentReference w:id="5"/>
       </w:r>
     </w:p>
     <w:p>
@@ -4816,11 +4899,27 @@
           <w:lang w:eastAsia="zh-CN"/>
         </w:rPr>
       </w:pPr>
-      <w:r>
-        <w:rPr>
-          <w:lang w:eastAsia="zh-CN"/>
-        </w:rPr>
-        <w:t>核心业务流程：</w:t>
+      <w:commentRangeStart w:id="6"/>
+      <w:r>
+        <w:rPr>
+          <w:lang w:eastAsia="zh-CN"/>
+        </w:rPr>
+        <w:t>核心业务流程</w:t>
+      </w:r>
+      <w:commentRangeEnd w:id="6"/>
+      <w:r>
+        <w:rPr>
+          <w:rStyle w:val="aff9"/>
+          <w:szCs w:val="22"/>
+          <w:lang w:eastAsia="zh-CN"/>
+        </w:rPr>
+        <w:commentReference w:id="6"/>
+      </w:r>
+      <w:r>
+        <w:rPr>
+          <w:lang w:eastAsia="zh-CN"/>
+        </w:rPr>
+        <w:t>：</w:t>
       </w:r>
     </w:p>
     <w:p>
@@ -4852,7 +4951,7 @@
                     <pic:cNvPicPr/>
                   </pic:nvPicPr>
                   <pic:blipFill>
-                    <a:blip r:embed="rId6"/>
+                    <a:blip r:embed="rId10"/>
                     <a:stretch>
                       <a:fillRect/>
                     </a:stretch>
@@ -5251,7 +5350,7 @@
                     <pic:cNvPicPr/>
                   </pic:nvPicPr>
                   <pic:blipFill>
-                    <a:blip r:embed="rId7"/>
+                    <a:blip r:embed="rId11"/>
                     <a:stretch>
                       <a:fillRect/>
                     </a:stretch>
@@ -6503,6 +6602,7 @@
           <w:lang w:eastAsia="zh-CN"/>
         </w:rPr>
       </w:pPr>
+      <w:commentRangeStart w:id="7"/>
       <w:r>
         <w:rPr>
           <w:b/>
@@ -6515,6 +6615,16 @@
           <w:lang w:eastAsia="zh-CN"/>
         </w:rPr>
         <w:t>：7 种资源类型由独立生成 Agent 负责，通过 LangGraph 状态机统一编排。</w:t>
+      </w:r>
+      <w:commentRangeEnd w:id="7"/>
+      <w:r>
+        <w:rPr>
+          <w:rStyle w:val="aff9"/>
+          <w:rFonts w:hint="eastAsia"/>
+          <w:szCs w:val="22"/>
+          <w:lang w:eastAsia="zh-CN"/>
+        </w:rPr>
+        <w:commentReference w:id="7"/>
       </w:r>
     </w:p>
     <w:p>
@@ -8228,12 +8338,27 @@
     <w:p>
       <w:pPr>
         <w:pStyle w:val="31"/>
+        <w:rPr>
+          <w:rFonts w:eastAsia="宋体" w:hint="eastAsia"/>
+          <w:lang w:eastAsia="zh-CN"/>
+        </w:rPr>
       </w:pPr>
+      <w:commentRangeStart w:id="8"/>
       <w:r>
         <w:t xml:space="preserve">2.5.1 MoSCoW </w:t>
       </w:r>
       <w:r>
         <w:t>优先级矩阵</w:t>
+      </w:r>
+      <w:commentRangeEnd w:id="8"/>
+      <w:r>
+        <w:rPr>
+          <w:rStyle w:val="aff9"/>
+          <w:rFonts w:eastAsia="宋体" w:hint="eastAsia"/>
+          <w:szCs w:val="22"/>
+          <w:lang w:eastAsia="zh-CN"/>
+        </w:rPr>
+        <w:commentReference w:id="8"/>
       </w:r>
     </w:p>
     <w:tbl>
@@ -14548,7 +14673,7 @@
                     <pic:cNvPicPr/>
                   </pic:nvPicPr>
                   <pic:blipFill>
-                    <a:blip r:embed="rId8"/>
+                    <a:blip r:embed="rId12"/>
                     <a:stretch>
                       <a:fillRect/>
                     </a:stretch>
@@ -18132,10 +18257,10 @@
         <w:tblLook w:val="04A0" w:firstRow="1" w:lastRow="0" w:firstColumn="1" w:lastColumn="0" w:noHBand="0" w:noVBand="1"/>
       </w:tblPr>
       <w:tblGrid>
-        <w:gridCol w:w="1727"/>
+        <w:gridCol w:w="1726"/>
         <w:gridCol w:w="1728"/>
         <w:gridCol w:w="1726"/>
-        <w:gridCol w:w="1726"/>
+        <w:gridCol w:w="1727"/>
         <w:gridCol w:w="1729"/>
       </w:tblGrid>
       <w:tr>
@@ -18320,11 +18445,21 @@
                 <w:rFonts w:hint="eastAsia"/>
               </w:rPr>
             </w:pPr>
+            <w:commentRangeStart w:id="9"/>
             <w:r>
               <w:rPr>
                 <w:sz w:val="18"/>
               </w:rPr>
               <w:t>✅</w:t>
+            </w:r>
+            <w:commentRangeEnd w:id="9"/>
+            <w:r>
+              <w:rPr>
+                <w:rStyle w:val="aff9"/>
+                <w:rFonts w:hint="eastAsia"/>
+                <w:szCs w:val="22"/>
+              </w:rPr>
+              <w:commentReference w:id="9"/>
             </w:r>
           </w:p>
         </w:tc>
@@ -21464,6 +21599,7 @@
           <w:lang w:eastAsia="zh-CN"/>
         </w:rPr>
       </w:pPr>
+      <w:commentRangeStart w:id="10"/>
       <w:r>
         <w:rPr>
           <w:lang w:eastAsia="zh-CN"/>
@@ -21475,6 +21611,16 @@
           <w:lang w:eastAsia="zh-CN"/>
         </w:rPr>
         <w:t>创新点二：垂直领域模型基座引擎</w:t>
+      </w:r>
+      <w:commentRangeEnd w:id="10"/>
+      <w:r>
+        <w:rPr>
+          <w:rStyle w:val="aff9"/>
+          <w:sz w:val="26"/>
+          <w:szCs w:val="26"/>
+          <w:lang w:eastAsia="zh-CN"/>
+        </w:rPr>
+        <w:commentReference w:id="10"/>
       </w:r>
     </w:p>
     <w:p>
@@ -21701,7 +21847,7 @@
                     <pic:cNvPicPr/>
                   </pic:nvPicPr>
                   <pic:blipFill>
-                    <a:blip r:embed="rId9"/>
+                    <a:blip r:embed="rId13"/>
                     <a:stretch>
                       <a:fillRect/>
                     </a:stretch>
@@ -23913,7 +24059,7 @@
                     <pic:cNvPicPr/>
                   </pic:nvPicPr>
                   <pic:blipFill>
-                    <a:blip r:embed="rId10"/>
+                    <a:blip r:embed="rId14"/>
                     <a:stretch>
                       <a:fillRect/>
                     </a:stretch>
@@ -56207,6 +56353,407 @@
     </w:sectPr>
   </w:body>
 </w:document>
+</file>
+
+<file path=word/comments.xml><?xml version="1.0" encoding="utf-8"?>
+<w:comments xmlns:wpc="http://schemas.microsoft.com/office/word/2010/wordprocessingCanvas" xmlns:cx="http://schemas.microsoft.com/office/drawing/2014/chartex" xmlns:cx1="http://schemas.microsoft.com/office/drawing/2015/9/8/chartex" xmlns:cx2="http://schemas.microsoft.com/office/drawing/2015/10/21/chartex" xmlns:cx3="http://schemas.microsoft.com/office/drawing/2016/5/9/chartex" xmlns:cx4="http://schemas.microsoft.com/office/drawing/2016/5/10/chartex" xmlns:cx5="http://schemas.microsoft.com/office/drawing/2016/5/11/chartex" xmlns:cx6="http://schemas.microsoft.com/office/drawing/2016/5/12/chartex" xmlns:cx7="http://schemas.microsoft.com/office/drawing/2016/5/13/chartex" xmlns:cx8="http://schemas.microsoft.com/office/drawing/2016/5/14/chartex" xmlns:mc="http://schemas.openxmlformats.org/markup-compatibility/2006" xmlns:aink="http://schemas.microsoft.com/office/drawing/2016/ink" xmlns:am3d="http://schemas.microsoft.com/office/drawing/2017/model3d" xmlns:o="urn:schemas-microsoft-com:office:office" xmlns:oel="http://schemas.microsoft.com/office/2019/extlst" xmlns:r="http://schemas.openxmlformats.org/officeDocument/2006/relationships" xmlns:m="http://schemas.openxmlformats.org/officeDocument/2006/math" xmlns:v="urn:schemas-microsoft-com:vml" xmlns:wp14="http://schemas.microsoft.com/office/word/2010/wordprocessingDrawing" xmlns:wp="http://schemas.openxmlformats.org/drawingml/2006/wordprocessingDrawing" xmlns:w10="urn:schemas-microsoft-com:office:word" xmlns:w="http://schemas.openxmlformats.org/wordprocessingml/2006/main" xmlns:w14="http://schemas.microsoft.com/office/word/2010/wordml" xmlns:w15="http://schemas.microsoft.com/office/word/2012/wordml" xmlns:w16cex="http://schemas.microsoft.com/office/word/2018/wordml/cex" xmlns:w16cid="http://schemas.microsoft.com/office/word/2016/wordml/cid" xmlns:w16="http://schemas.microsoft.com/office/word/2018/wordml" xmlns:w16du="http://schemas.microsoft.com/office/word/2023/wordml/word16du" xmlns:w16sdtdh="http://schemas.microsoft.com/office/word/2020/wordml/sdtdatahash" xmlns:w16sdtfl="http://schemas.microsoft.com/office/word/2024/wordml/sdtformatlock" xmlns:w16se="http://schemas.microsoft.com/office/word/2015/wordml/symex" xmlns:wpg="http://schemas.microsoft.com/office/word/2010/wordprocessingGroup" xmlns:wpi="http://schemas.microsoft.com/office/word/2010/wordprocessingInk" xmlns:wne="http://schemas.microsoft.com/office/word/2006/wordml" xmlns:wps="http://schemas.microsoft.com/office/word/2010/wordprocessingShape" mc:Ignorable="w14 w15 w16se w16cid w16 w16cex w16sdtdh w16sdtfl w16du wp14">
+  <w:comment w:id="0" w:author="Yihui Chen" w:date="2026-06-27T16:43:00Z" w:initials="YC">
+    <w:p>
+      <w:pPr>
+        <w:pStyle w:val="affa"/>
+      </w:pPr>
+      <w:r>
+        <w:rPr>
+          <w:rStyle w:val="aff9"/>
+          <w:rFonts w:hint="eastAsia"/>
+        </w:rPr>
+        <w:annotationRef/>
+      </w:r>
+      <w:r>
+        <w:rPr>
+          <w:rFonts w:hint="eastAsia"/>
+        </w:rPr>
+        <w:t>内容写详细一些</w:t>
+      </w:r>
+    </w:p>
+  </w:comment>
+  <w:comment w:id="1" w:author="Yihui Chen" w:date="2026-06-27T16:44:00Z" w:initials="YC">
+    <w:p>
+      <w:pPr>
+        <w:pStyle w:val="affa"/>
+      </w:pPr>
+      <w:r>
+        <w:rPr>
+          <w:rStyle w:val="aff9"/>
+          <w:rFonts w:hint="eastAsia"/>
+        </w:rPr>
+        <w:annotationRef/>
+      </w:r>
+      <w:r>
+        <w:rPr>
+          <w:rFonts w:hint="eastAsia"/>
+        </w:rPr>
+        <w:t>11 or 12？</w:t>
+      </w:r>
+    </w:p>
+  </w:comment>
+  <w:comment w:id="2" w:author="Yihui Chen" w:date="2026-06-27T16:44:00Z" w:initials="YC">
+    <w:p>
+      <w:pPr>
+        <w:pStyle w:val="affa"/>
+      </w:pPr>
+      <w:r>
+        <w:rPr>
+          <w:rStyle w:val="aff9"/>
+          <w:rFonts w:hint="eastAsia"/>
+        </w:rPr>
+        <w:annotationRef/>
+      </w:r>
+      <w:r>
+        <w:rPr>
+          <w:rFonts w:hint="eastAsia"/>
+        </w:rPr>
+        <w:t>补充一张对比图</w:t>
+      </w:r>
+    </w:p>
+  </w:comment>
+  <w:comment w:id="3" w:author="Yihui Chen" w:date="2026-06-27T17:13:00Z" w:initials="YC">
+    <w:p>
+      <w:pPr>
+        <w:pStyle w:val="affa"/>
+      </w:pPr>
+      <w:r>
+        <w:rPr>
+          <w:rStyle w:val="aff9"/>
+          <w:rFonts w:hint="eastAsia"/>
+        </w:rPr>
+        <w:annotationRef/>
+      </w:r>
+      <w:r>
+        <w:rPr>
+          <w:rFonts w:hint="eastAsia"/>
+        </w:rPr>
+        <w:t>缺少文字性的总结与概括</w:t>
+      </w:r>
+    </w:p>
+  </w:comment>
+  <w:comment w:id="4" w:author="Yihui Chen" w:date="2026-06-27T16:56:00Z" w:initials="YC">
+    <w:p>
+      <w:pPr>
+        <w:pStyle w:val="affa"/>
+        <w:rPr>
+          <w:rFonts w:hint="eastAsia"/>
+        </w:rPr>
+      </w:pPr>
+      <w:r>
+        <w:rPr>
+          <w:rStyle w:val="aff9"/>
+          <w:rFonts w:hint="eastAsia"/>
+        </w:rPr>
+        <w:annotationRef/>
+      </w:r>
+      <w:r>
+        <w:rPr>
+          <w:rFonts w:hint="eastAsia"/>
+        </w:rPr>
+        <w:t>咱们之前讨论的三大核心创新点是这三个嘛</w:t>
+      </w:r>
+    </w:p>
+    <w:p>
+      <w:pPr>
+        <w:pStyle w:val="affa"/>
+        <w:numPr>
+          <w:ilvl w:val="0"/>
+          <w:numId w:val="10"/>
+        </w:numPr>
+        <w:rPr>
+          <w:rFonts w:hint="eastAsia"/>
+        </w:rPr>
+      </w:pPr>
+      <w:r>
+        <w:rPr>
+          <w:rFonts w:hint="eastAsia"/>
+        </w:rPr>
+        <w:t xml:space="preserve">教材驱动的 RAG 知识库引擎 </w:t>
+      </w:r>
+    </w:p>
+    <w:p>
+      <w:pPr>
+        <w:pStyle w:val="affa"/>
+        <w:numPr>
+          <w:ilvl w:val="0"/>
+          <w:numId w:val="10"/>
+        </w:numPr>
+        <w:rPr>
+          <w:rFonts w:hint="eastAsia"/>
+        </w:rPr>
+      </w:pPr>
+      <w:r>
+        <w:rPr>
+          <w:rFonts w:hint="eastAsia"/>
+        </w:rPr>
+        <w:t xml:space="preserve">智能体路由总线与模块化协同 </w:t>
+      </w:r>
+    </w:p>
+    <w:p>
+      <w:pPr>
+        <w:pStyle w:val="affa"/>
+        <w:numPr>
+          <w:ilvl w:val="0"/>
+          <w:numId w:val="10"/>
+        </w:numPr>
+      </w:pPr>
+      <w:r>
+        <w:rPr>
+          <w:rFonts w:hint="eastAsia"/>
+        </w:rPr>
+        <w:t xml:space="preserve">五层知识图谱自动构建 </w:t>
+      </w:r>
+    </w:p>
+  </w:comment>
+  <w:comment w:id="5" w:author="Yihui Chen" w:date="2026-06-27T16:56:00Z" w:initials="YC">
+    <w:p>
+      <w:pPr>
+        <w:pStyle w:val="affa"/>
+      </w:pPr>
+      <w:r>
+        <w:rPr>
+          <w:rStyle w:val="aff9"/>
+          <w:rFonts w:hint="eastAsia"/>
+        </w:rPr>
+        <w:annotationRef/>
+      </w:r>
+      <w:r>
+        <w:rPr>
+          <w:rFonts w:hint="eastAsia"/>
+        </w:rPr>
+        <w:t>最好直接换成文字描述</w:t>
+      </w:r>
+    </w:p>
+  </w:comment>
+  <w:comment w:id="6" w:author="Yihui Chen" w:date="2026-06-27T17:14:00Z" w:initials="YC">
+    <w:p>
+      <w:pPr>
+        <w:pStyle w:val="affa"/>
+      </w:pPr>
+      <w:r>
+        <w:rPr>
+          <w:rStyle w:val="aff9"/>
+          <w:rFonts w:hint="eastAsia"/>
+        </w:rPr>
+        <w:annotationRef/>
+      </w:r>
+      <w:r>
+        <w:rPr>
+          <w:rFonts w:hint="eastAsia"/>
+        </w:rPr>
+        <w:t>图要有图标号和图标题</w:t>
+      </w:r>
+    </w:p>
+  </w:comment>
+  <w:comment w:id="7" w:author="Yihui Chen" w:date="2026-06-27T17:05:00Z" w:initials="YC">
+    <w:p>
+      <w:pPr>
+        <w:pStyle w:val="affa"/>
+        <w:rPr>
+          <w:rFonts w:hint="eastAsia"/>
+        </w:rPr>
+      </w:pPr>
+      <w:r>
+        <w:rPr>
+          <w:rStyle w:val="aff9"/>
+          <w:rFonts w:hint="eastAsia"/>
+        </w:rPr>
+        <w:annotationRef/>
+      </w:r>
+      <w:r>
+        <w:rPr>
+          <w:rFonts w:hint="eastAsia"/>
+          <w:b/>
+          <w:bCs/>
+        </w:rPr>
+        <w:t>功能描述</w:t>
+      </w:r>
+      <w:r>
+        <w:rPr>
+          <w:rFonts w:hint="eastAsia"/>
+        </w:rPr>
+        <w:t>：本系统的7 种资源类型分别由独立的资源生成智能体负责。所有智能体通过 LangGraph 状态机统一编排，通过LangGraph提供的原生AgentState类进行消息传递与智能体间通信。</w:t>
+      </w:r>
+    </w:p>
+    <w:p>
+      <w:pPr>
+        <w:pStyle w:val="affa"/>
+        <w:rPr>
+          <w:rFonts w:hint="eastAsia"/>
+        </w:rPr>
+      </w:pPr>
+    </w:p>
+    <w:p>
+      <w:pPr>
+        <w:pStyle w:val="affa"/>
+      </w:pPr>
+      <w:r>
+        <w:rPr>
+          <w:rFonts w:hint="eastAsia"/>
+        </w:rPr>
+        <w:t>加一些前后文字的铺垫，不要只罗列关键事实，不然AI味太重，评委印象分会很低。</w:t>
+      </w:r>
+    </w:p>
+  </w:comment>
+  <w:comment w:id="8" w:author="Yihui Chen" w:date="2026-06-27T17:12:00Z" w:initials="YC">
+    <w:p>
+      <w:pPr>
+        <w:pStyle w:val="affa"/>
+        <w:rPr>
+          <w:rFonts w:hint="eastAsia"/>
+        </w:rPr>
+      </w:pPr>
+      <w:r>
+        <w:rPr>
+          <w:rStyle w:val="aff9"/>
+          <w:rFonts w:hint="eastAsia"/>
+        </w:rPr>
+        <w:annotationRef/>
+      </w:r>
+      <w:r>
+        <w:rPr>
+          <w:rFonts w:hint="eastAsia"/>
+        </w:rPr>
+        <w:t>一个完整的项目文档，应该是节标题+内容描述（文字）+图标辅助说明，而不是节标题+图标。应该用文字构成内容介绍的主体。</w:t>
+      </w:r>
+    </w:p>
+    <w:p>
+      <w:pPr>
+        <w:pStyle w:val="affa"/>
+        <w:rPr>
+          <w:rFonts w:hint="eastAsia"/>
+        </w:rPr>
+      </w:pPr>
+    </w:p>
+    <w:p>
+      <w:pPr>
+        <w:pStyle w:val="affa"/>
+      </w:pPr>
+      <w:r>
+        <w:rPr>
+          <w:rFonts w:hint="eastAsia"/>
+        </w:rPr>
+        <w:t>这个更像是一个写给内部人员看的项目开发文档而不是对外介绍宣传的项目文档。</w:t>
+      </w:r>
+    </w:p>
+  </w:comment>
+  <w:comment w:id="9" w:author="Yihui Chen" w:date="2026-06-27T17:18:00Z" w:initials="YC">
+    <w:p>
+      <w:pPr>
+        <w:pStyle w:val="affa"/>
+      </w:pPr>
+      <w:r>
+        <w:rPr>
+          <w:rStyle w:val="aff9"/>
+          <w:rFonts w:hint="eastAsia"/>
+        </w:rPr>
+        <w:annotationRef/>
+      </w:r>
+      <w:r>
+        <w:rPr>
+          <w:rFonts w:hint="eastAsia"/>
+        </w:rPr>
+        <w:t>不要用emoji，换成“是”“否”</w:t>
+      </w:r>
+    </w:p>
+  </w:comment>
+  <w:comment w:id="10" w:author="Yihui Chen" w:date="2026-06-27T17:18:00Z" w:initials="YC">
+    <w:p>
+      <w:pPr>
+        <w:pStyle w:val="affa"/>
+        <w:rPr>
+          <w:rFonts w:hint="eastAsia"/>
+        </w:rPr>
+      </w:pPr>
+      <w:r>
+        <w:rPr>
+          <w:rStyle w:val="aff9"/>
+          <w:rFonts w:hint="eastAsia"/>
+        </w:rPr>
+        <w:annotationRef/>
+      </w:r>
+      <w:r>
+        <w:rPr>
+          <w:rFonts w:hint="eastAsia"/>
+        </w:rPr>
+        <w:t>PPT里的创新点不包括这个，应该是“五层知识图谱自动构建”。不过可以保留，后面多加一个创新点。</w:t>
+      </w:r>
+    </w:p>
+    <w:p>
+      <w:pPr>
+        <w:pStyle w:val="affa"/>
+        <w:rPr>
+          <w:rFonts w:hint="eastAsia"/>
+        </w:rPr>
+      </w:pPr>
+    </w:p>
+    <w:p>
+      <w:pPr>
+        <w:pStyle w:val="affa"/>
+      </w:pPr>
+      <w:r>
+        <w:rPr>
+          <w:rFonts w:hint="eastAsia"/>
+        </w:rPr>
+        <w:t>我觉得文档比PPT多写一些东西是没有害处的</w:t>
+      </w:r>
+    </w:p>
+  </w:comment>
+</w:comments>
+</file>
+
+<file path=word/commentsExtended.xml><?xml version="1.0" encoding="utf-8"?>
+<w15:commentsEx xmlns:wpc="http://schemas.microsoft.com/office/word/2010/wordprocessingCanvas" xmlns:cx="http://schemas.microsoft.com/office/drawing/2014/chartex" xmlns:cx1="http://schemas.microsoft.com/office/drawing/2015/9/8/chartex" xmlns:cx2="http://schemas.microsoft.com/office/drawing/2015/10/21/chartex" xmlns:cx3="http://schemas.microsoft.com/office/drawing/2016/5/9/chartex" xmlns:cx4="http://schemas.microsoft.com/office/drawing/2016/5/10/chartex" xmlns:cx5="http://schemas.microsoft.com/office/drawing/2016/5/11/chartex" xmlns:cx6="http://schemas.microsoft.com/office/drawing/2016/5/12/chartex" xmlns:cx7="http://schemas.microsoft.com/office/drawing/2016/5/13/chartex" xmlns:cx8="http://schemas.microsoft.com/office/drawing/2016/5/14/chartex" xmlns:mc="http://schemas.openxmlformats.org/markup-compatibility/2006" xmlns:aink="http://schemas.microsoft.com/office/drawing/2016/ink" xmlns:am3d="http://schemas.microsoft.com/office/drawing/2017/model3d" xmlns:o="urn:schemas-microsoft-com:office:office" xmlns:oel="http://schemas.microsoft.com/office/2019/extlst" xmlns:r="http://schemas.openxmlformats.org/officeDocument/2006/relationships" xmlns:m="http://schemas.openxmlformats.org/officeDocument/2006/math" xmlns:v="urn:schemas-microsoft-com:vml" xmlns:wp14="http://schemas.microsoft.com/office/word/2010/wordprocessingDrawing" xmlns:wp="http://schemas.openxmlformats.org/drawingml/2006/wordprocessingDrawing" xmlns:w10="urn:schemas-microsoft-com:office:word" xmlns:w="http://schemas.openxmlformats.org/wordprocessingml/2006/main" xmlns:w14="http://schemas.microsoft.com/office/word/2010/wordml" xmlns:w15="http://schemas.microsoft.com/office/word/2012/wordml" xmlns:w16cex="http://schemas.microsoft.com/office/word/2018/wordml/cex" xmlns:w16cid="http://schemas.microsoft.com/office/word/2016/wordml/cid" xmlns:w16="http://schemas.microsoft.com/office/word/2018/wordml" xmlns:w16du="http://schemas.microsoft.com/office/word/2023/wordml/word16du" xmlns:w16sdtdh="http://schemas.microsoft.com/office/word/2020/wordml/sdtdatahash" xmlns:w16sdtfl="http://schemas.microsoft.com/office/word/2024/wordml/sdtformatlock" xmlns:w16se="http://schemas.microsoft.com/office/word/2015/wordml/symex" xmlns:wpg="http://schemas.microsoft.com/office/word/2010/wordprocessingGroup" xmlns:wpi="http://schemas.microsoft.com/office/word/2010/wordprocessingInk" xmlns:wne="http://schemas.microsoft.com/office/word/2006/wordml" xmlns:wps="http://schemas.microsoft.com/office/word/2010/wordprocessingShape" mc:Ignorable="w14 w15 w16se w16cid w16 w16cex w16sdtdh w16sdtfl w16du wp14">
+  <w15:commentEx w15:paraId="22680184" w15:done="0"/>
+  <w15:commentEx w15:paraId="3EBF7386" w15:done="0"/>
+  <w15:commentEx w15:paraId="5DFFEAB9" w15:done="0"/>
+  <w15:commentEx w15:paraId="0E4AC41C" w15:done="0"/>
+  <w15:commentEx w15:paraId="15A57B6F" w15:done="0"/>
+  <w15:commentEx w15:paraId="4493A09E" w15:done="0"/>
+  <w15:commentEx w15:paraId="18B560BA" w15:done="0"/>
+  <w15:commentEx w15:paraId="0D7C7D4E" w15:done="0"/>
+  <w15:commentEx w15:paraId="7C70EB34" w15:done="0"/>
+  <w15:commentEx w15:paraId="47494CF9" w15:done="0"/>
+  <w15:commentEx w15:paraId="0769A81C" w15:done="0"/>
+</w15:commentsEx>
+</file>
+
+<file path=word/commentsExtensible.xml><?xml version="1.0" encoding="utf-8"?>
+<w16cex:commentsExtensible xmlns:wpc="http://schemas.microsoft.com/office/word/2010/wordprocessingCanvas" xmlns:cx="http://schemas.microsoft.com/office/drawing/2014/chartex" xmlns:cx1="http://schemas.microsoft.com/office/drawing/2015/9/8/chartex" xmlns:cx2="http://schemas.microsoft.com/office/drawing/2015/10/21/chartex" xmlns:cx3="http://schemas.microsoft.com/office/drawing/2016/5/9/chartex" xmlns:cx4="http://schemas.microsoft.com/office/drawing/2016/5/10/chartex" xmlns:cx5="http://schemas.microsoft.com/office/drawing/2016/5/11/chartex" xmlns:cx6="http://schemas.microsoft.com/office/drawing/2016/5/12/chartex" xmlns:cx7="http://schemas.microsoft.com/office/drawing/2016/5/13/chartex" xmlns:cx8="http://schemas.microsoft.com/office/drawing/2016/5/14/chartex" xmlns:cr="http://schemas.microsoft.com/office/comments/2020/reactions" xmlns:mc="http://schemas.openxmlformats.org/markup-compatibility/2006" xmlns:aink="http://schemas.microsoft.com/office/drawing/2016/ink" xmlns:am3d="http://schemas.microsoft.com/office/drawing/2017/model3d" xmlns:o="urn:schemas-microsoft-com:office:office" xmlns:oel="http://schemas.microsoft.com/office/2019/extlst" xmlns:r="http://schemas.openxmlformats.org/officeDocument/2006/relationships" xmlns:m="http://schemas.openxmlformats.org/officeDocument/2006/math" xmlns:v="urn:schemas-microsoft-com:vml" xmlns:wp14="http://schemas.microsoft.com/office/word/2010/wordprocessingDrawing" xmlns:wp="http://schemas.openxmlformats.org/drawingml/2006/wordprocessingDrawing" xmlns:w10="urn:schemas-microsoft-com:office:word" xmlns:w="http://schemas.openxmlformats.org/wordprocessingml/2006/main" xmlns:w14="http://schemas.microsoft.com/office/word/2010/wordml" xmlns:w15="http://schemas.microsoft.com/office/word/2012/wordml" xmlns:w16cex="http://schemas.microsoft.com/office/word/2018/wordml/cex" xmlns:w16cid="http://schemas.microsoft.com/office/word/2016/wordml/cid" xmlns:w16="http://schemas.microsoft.com/office/word/2018/wordml" xmlns:w16du="http://schemas.microsoft.com/office/word/2023/wordml/word16du" xmlns:w16sdtdh="http://schemas.microsoft.com/office/word/2020/wordml/sdtdatahash" xmlns:w16sdtfl="http://schemas.microsoft.com/office/word/2024/wordml/sdtformatlock" xmlns:w16se="http://schemas.microsoft.com/office/word/2015/wordml/symex" xmlns:wpg="http://schemas.microsoft.com/office/word/2010/wordprocessingGroup" xmlns:wpi="http://schemas.microsoft.com/office/word/2010/wordprocessingInk" xmlns:wne="http://schemas.microsoft.com/office/word/2006/wordml" xmlns:wps="http://schemas.microsoft.com/office/word/2010/wordprocessingShape" mc:Ignorable="w14 w15 w16se w16cid w16 w16cex w16sdtdh w16sdtfl cr w16du wp14">
+  <w16cex:commentExtensible w16cex:durableId="44A01AA5" w16cex:dateUtc="2026-06-27T08:43:00Z"/>
+  <w16cex:commentExtensible w16cex:durableId="6BD0215D" w16cex:dateUtc="2026-06-27T08:44:00Z"/>
+  <w16cex:commentExtensible w16cex:durableId="401FF9C4" w16cex:dateUtc="2026-06-27T08:44:00Z"/>
+  <w16cex:commentExtensible w16cex:durableId="08F0BD48" w16cex:dateUtc="2026-06-27T09:13:00Z"/>
+  <w16cex:commentExtensible w16cex:durableId="629127C7" w16cex:dateUtc="2026-06-27T08:56:00Z"/>
+  <w16cex:commentExtensible w16cex:durableId="222C999A" w16cex:dateUtc="2026-06-27T08:56:00Z"/>
+  <w16cex:commentExtensible w16cex:durableId="602C9ED0" w16cex:dateUtc="2026-06-27T09:14:00Z"/>
+  <w16cex:commentExtensible w16cex:durableId="0782D851" w16cex:dateUtc="2026-06-27T09:05:00Z"/>
+  <w16cex:commentExtensible w16cex:durableId="37CC3DAB" w16cex:dateUtc="2026-06-27T09:12:00Z"/>
+  <w16cex:commentExtensible w16cex:durableId="121C5375" w16cex:dateUtc="2026-06-27T09:18:00Z"/>
+  <w16cex:commentExtensible w16cex:durableId="11BA5038" w16cex:dateUtc="2026-06-27T09:18:00Z"/>
+</w16cex:commentsExtensible>
+</file>
+
+<file path=word/commentsIds.xml><?xml version="1.0" encoding="utf-8"?>
+<w16cid:commentsIds xmlns:wpc="http://schemas.microsoft.com/office/word/2010/wordprocessingCanvas" xmlns:cx="http://schemas.microsoft.com/office/drawing/2014/chartex" xmlns:cx1="http://schemas.microsoft.com/office/drawing/2015/9/8/chartex" xmlns:cx2="http://schemas.microsoft.com/office/drawing/2015/10/21/chartex" xmlns:cx3="http://schemas.microsoft.com/office/drawing/2016/5/9/chartex" xmlns:cx4="http://schemas.microsoft.com/office/drawing/2016/5/10/chartex" xmlns:cx5="http://schemas.microsoft.com/office/drawing/2016/5/11/chartex" xmlns:cx6="http://schemas.microsoft.com/office/drawing/2016/5/12/chartex" xmlns:cx7="http://schemas.microsoft.com/office/drawing/2016/5/13/chartex" xmlns:cx8="http://schemas.microsoft.com/office/drawing/2016/5/14/chartex" xmlns:mc="http://schemas.openxmlformats.org/markup-compatibility/2006" xmlns:aink="http://schemas.microsoft.com/office/drawing/2016/ink" xmlns:am3d="http://schemas.microsoft.com/office/drawing/2017/model3d" xmlns:o="urn:schemas-microsoft-com:office:office" xmlns:oel="http://schemas.microsoft.com/office/2019/extlst" xmlns:r="http://schemas.openxmlformats.org/officeDocument/2006/relationships" xmlns:m="http://schemas.openxmlformats.org/officeDocument/2006/math" xmlns:v="urn:schemas-microsoft-com:vml" xmlns:wp14="http://schemas.microsoft.com/office/word/2010/wordprocessingDrawing" xmlns:wp="http://schemas.openxmlformats.org/drawingml/2006/wordprocessingDrawing" xmlns:w10="urn:schemas-microsoft-com:office:word" xmlns:w="http://schemas.openxmlformats.org/wordprocessingml/2006/main" xmlns:w14="http://schemas.microsoft.com/office/word/2010/wordml" xmlns:w15="http://schemas.microsoft.com/office/word/2012/wordml" xmlns:w16cex="http://schemas.microsoft.com/office/word/2018/wordml/cex" xmlns:w16cid="http://schemas.microsoft.com/office/word/2016/wordml/cid" xmlns:w16="http://schemas.microsoft.com/office/word/2018/wordml" xmlns:w16du="http://schemas.microsoft.com/office/word/2023/wordml/word16du" xmlns:w16sdtdh="http://schemas.microsoft.com/office/word/2020/wordml/sdtdatahash" xmlns:w16sdtfl="http://schemas.microsoft.com/office/word/2024/wordml/sdtformatlock" xmlns:w16se="http://schemas.microsoft.com/office/word/2015/wordml/symex" xmlns:wpg="http://schemas.microsoft.com/office/word/2010/wordprocessingGroup" xmlns:wpi="http://schemas.microsoft.com/office/word/2010/wordprocessingInk" xmlns:wne="http://schemas.microsoft.com/office/word/2006/wordml" xmlns:wps="http://schemas.microsoft.com/office/word/2010/wordprocessingShape" mc:Ignorable="w14 w15 w16se w16cid w16 w16cex w16sdtdh w16sdtfl w16du wp14">
+  <w16cid:commentId w16cid:paraId="22680184" w16cid:durableId="44A01AA5"/>
+  <w16cid:commentId w16cid:paraId="3EBF7386" w16cid:durableId="6BD0215D"/>
+  <w16cid:commentId w16cid:paraId="5DFFEAB9" w16cid:durableId="401FF9C4"/>
+  <w16cid:commentId w16cid:paraId="0E4AC41C" w16cid:durableId="08F0BD48"/>
+  <w16cid:commentId w16cid:paraId="15A57B6F" w16cid:durableId="629127C7"/>
+  <w16cid:commentId w16cid:paraId="4493A09E" w16cid:durableId="222C999A"/>
+  <w16cid:commentId w16cid:paraId="18B560BA" w16cid:durableId="602C9ED0"/>
+  <w16cid:commentId w16cid:paraId="0D7C7D4E" w16cid:durableId="0782D851"/>
+  <w16cid:commentId w16cid:paraId="7C70EB34" w16cid:durableId="37CC3DAB"/>
+  <w16cid:commentId w16cid:paraId="47494CF9" w16cid:durableId="121C5375"/>
+  <w16cid:commentId w16cid:paraId="0769A81C" w16cid:durableId="11BA5038"/>
+</w16cid:commentsIds>
 </file>
 
 <file path=word/numbering.xml><?xml version="1.0" encoding="utf-8"?>
@@ -56382,6 +56929,92 @@
       </w:rPr>
     </w:lvl>
   </w:abstractNum>
+  <w:abstractNum w:abstractNumId="9" w15:restartNumberingAfterBreak="0">
+    <w:nsid w:val="22054726"/>
+    <w:multiLevelType w:val="hybridMultilevel"/>
+    <w:tmpl w:val="7398F84E"/>
+    <w:lvl w:ilvl="0" w:tplc="56488088">
+      <w:start w:val="1"/>
+      <w:numFmt w:val="decimal"/>
+      <w:lvlText w:val="%1."/>
+      <w:lvlJc w:val="left"/>
+      <w:pPr>
+        <w:ind w:left="1020" w:hanging="360"/>
+      </w:pPr>
+    </w:lvl>
+    <w:lvl w:ilvl="1" w:tplc="49DA8212">
+      <w:start w:val="1"/>
+      <w:numFmt w:val="decimal"/>
+      <w:lvlText w:val="%2."/>
+      <w:lvlJc w:val="left"/>
+      <w:pPr>
+        <w:ind w:left="1020" w:hanging="360"/>
+      </w:pPr>
+    </w:lvl>
+    <w:lvl w:ilvl="2" w:tplc="5FF4757C">
+      <w:start w:val="1"/>
+      <w:numFmt w:val="decimal"/>
+      <w:lvlText w:val="%3."/>
+      <w:lvlJc w:val="left"/>
+      <w:pPr>
+        <w:ind w:left="1020" w:hanging="360"/>
+      </w:pPr>
+    </w:lvl>
+    <w:lvl w:ilvl="3" w:tplc="909E9174">
+      <w:start w:val="1"/>
+      <w:numFmt w:val="decimal"/>
+      <w:lvlText w:val="%4."/>
+      <w:lvlJc w:val="left"/>
+      <w:pPr>
+        <w:ind w:left="1020" w:hanging="360"/>
+      </w:pPr>
+    </w:lvl>
+    <w:lvl w:ilvl="4" w:tplc="B86A39AA">
+      <w:start w:val="1"/>
+      <w:numFmt w:val="decimal"/>
+      <w:lvlText w:val="%5."/>
+      <w:lvlJc w:val="left"/>
+      <w:pPr>
+        <w:ind w:left="1020" w:hanging="360"/>
+      </w:pPr>
+    </w:lvl>
+    <w:lvl w:ilvl="5" w:tplc="9C340046">
+      <w:start w:val="1"/>
+      <w:numFmt w:val="decimal"/>
+      <w:lvlText w:val="%6."/>
+      <w:lvlJc w:val="left"/>
+      <w:pPr>
+        <w:ind w:left="1020" w:hanging="360"/>
+      </w:pPr>
+    </w:lvl>
+    <w:lvl w:ilvl="6" w:tplc="F99C6602">
+      <w:start w:val="1"/>
+      <w:numFmt w:val="decimal"/>
+      <w:lvlText w:val="%7."/>
+      <w:lvlJc w:val="left"/>
+      <w:pPr>
+        <w:ind w:left="1020" w:hanging="360"/>
+      </w:pPr>
+    </w:lvl>
+    <w:lvl w:ilvl="7" w:tplc="F30473BC">
+      <w:start w:val="1"/>
+      <w:numFmt w:val="decimal"/>
+      <w:lvlText w:val="%8."/>
+      <w:lvlJc w:val="left"/>
+      <w:pPr>
+        <w:ind w:left="1020" w:hanging="360"/>
+      </w:pPr>
+    </w:lvl>
+    <w:lvl w:ilvl="8" w:tplc="5FAEF820">
+      <w:start w:val="1"/>
+      <w:numFmt w:val="decimal"/>
+      <w:lvlText w:val="%9."/>
+      <w:lvlJc w:val="left"/>
+      <w:pPr>
+        <w:ind w:left="1020" w:hanging="360"/>
+      </w:pPr>
+    </w:lvl>
+  </w:abstractNum>
   <w:num w:numId="1" w16cid:durableId="1050613133">
     <w:abstractNumId w:val="8"/>
   </w:num>
@@ -56409,7 +57042,18 @@
   <w:num w:numId="9" w16cid:durableId="1430076883">
     <w:abstractNumId w:val="0"/>
   </w:num>
+  <w:num w:numId="10" w16cid:durableId="1124277146">
+    <w:abstractNumId w:val="9"/>
+  </w:num>
 </w:numbering>
+</file>
+
+<file path=word/people.xml><?xml version="1.0" encoding="utf-8"?>
+<w15:people xmlns:wpc="http://schemas.microsoft.com/office/word/2010/wordprocessingCanvas" xmlns:cx="http://schemas.microsoft.com/office/drawing/2014/chartex" xmlns:cx1="http://schemas.microsoft.com/office/drawing/2015/9/8/chartex" xmlns:cx2="http://schemas.microsoft.com/office/drawing/2015/10/21/chartex" xmlns:cx3="http://schemas.microsoft.com/office/drawing/2016/5/9/chartex" xmlns:cx4="http://schemas.microsoft.com/office/drawing/2016/5/10/chartex" xmlns:cx5="http://schemas.microsoft.com/office/drawing/2016/5/11/chartex" xmlns:cx6="http://schemas.microsoft.com/office/drawing/2016/5/12/chartex" xmlns:cx7="http://schemas.microsoft.com/office/drawing/2016/5/13/chartex" xmlns:cx8="http://schemas.microsoft.com/office/drawing/2016/5/14/chartex" xmlns:mc="http://schemas.openxmlformats.org/markup-compatibility/2006" xmlns:aink="http://schemas.microsoft.com/office/drawing/2016/ink" xmlns:am3d="http://schemas.microsoft.com/office/drawing/2017/model3d" xmlns:o="urn:schemas-microsoft-com:office:office" xmlns:oel="http://schemas.microsoft.com/office/2019/extlst" xmlns:r="http://schemas.openxmlformats.org/officeDocument/2006/relationships" xmlns:m="http://schemas.openxmlformats.org/officeDocument/2006/math" xmlns:v="urn:schemas-microsoft-com:vml" xmlns:wp14="http://schemas.microsoft.com/office/word/2010/wordprocessingDrawing" xmlns:wp="http://schemas.openxmlformats.org/drawingml/2006/wordprocessingDrawing" xmlns:w10="urn:schemas-microsoft-com:office:word" xmlns:w="http://schemas.openxmlformats.org/wordprocessingml/2006/main" xmlns:w14="http://schemas.microsoft.com/office/word/2010/wordml" xmlns:w15="http://schemas.microsoft.com/office/word/2012/wordml" xmlns:w16cex="http://schemas.microsoft.com/office/word/2018/wordml/cex" xmlns:w16cid="http://schemas.microsoft.com/office/word/2016/wordml/cid" xmlns:w16="http://schemas.microsoft.com/office/word/2018/wordml" xmlns:w16du="http://schemas.microsoft.com/office/word/2023/wordml/word16du" xmlns:w16sdtdh="http://schemas.microsoft.com/office/word/2020/wordml/sdtdatahash" xmlns:w16sdtfl="http://schemas.microsoft.com/office/word/2024/wordml/sdtformatlock" xmlns:w16se="http://schemas.microsoft.com/office/word/2015/wordml/symex" xmlns:wpg="http://schemas.microsoft.com/office/word/2010/wordprocessingGroup" xmlns:wpi="http://schemas.microsoft.com/office/word/2010/wordprocessingInk" xmlns:wne="http://schemas.microsoft.com/office/word/2006/wordml" xmlns:wps="http://schemas.microsoft.com/office/word/2010/wordprocessingShape" mc:Ignorable="w14 w15 w16se w16cid w16 w16cex w16sdtdh w16sdtfl w16du wp14">
+  <w15:person w15:author="Yihui Chen">
+    <w15:presenceInfo w15:providerId="Windows Live" w15:userId="685151787fc2589f"/>
+  </w15:person>
+</w15:people>
 </file>
 
 <file path=word/styles.xml><?xml version="1.0" encoding="utf-8"?>
@@ -57019,6 +57663,7 @@
   <w:style w:type="character" w:default="1" w:styleId="a2">
     <w:name w:val="Default Paragraph Font"/>
     <w:uiPriority w:val="1"/>
+    <w:semiHidden/>
     <w:unhideWhenUsed/>
   </w:style>
   <w:style w:type="table" w:default="1" w:styleId="a3">
@@ -67795,6 +68440,65 @@
       </w:tcPr>
     </w:tblStylePr>
   </w:style>
+  <w:style w:type="character" w:styleId="aff9">
+    <w:name w:val="annotation reference"/>
+    <w:basedOn w:val="a2"/>
+    <w:uiPriority w:val="99"/>
+    <w:semiHidden/>
+    <w:unhideWhenUsed/>
+    <w:rsid w:val="00795C3F"/>
+    <w:rPr>
+      <w:sz w:val="21"/>
+      <w:szCs w:val="21"/>
+    </w:rPr>
+  </w:style>
+  <w:style w:type="paragraph" w:styleId="affa">
+    <w:name w:val="annotation text"/>
+    <w:basedOn w:val="a1"/>
+    <w:link w:val="affb"/>
+    <w:uiPriority w:val="99"/>
+    <w:unhideWhenUsed/>
+    <w:rsid w:val="00795C3F"/>
+  </w:style>
+  <w:style w:type="character" w:customStyle="1" w:styleId="affb">
+    <w:name w:val="批注文字 字符"/>
+    <w:basedOn w:val="a2"/>
+    <w:link w:val="affa"/>
+    <w:uiPriority w:val="99"/>
+    <w:rsid w:val="00795C3F"/>
+    <w:rPr>
+      <w:rFonts w:ascii="宋体" w:eastAsia="宋体" w:hAnsi="宋体"/>
+      <w:sz w:val="21"/>
+    </w:rPr>
+  </w:style>
+  <w:style w:type="paragraph" w:styleId="affc">
+    <w:name w:val="annotation subject"/>
+    <w:basedOn w:val="affa"/>
+    <w:next w:val="affa"/>
+    <w:link w:val="affd"/>
+    <w:uiPriority w:val="99"/>
+    <w:semiHidden/>
+    <w:unhideWhenUsed/>
+    <w:rsid w:val="00795C3F"/>
+    <w:rPr>
+      <w:b/>
+      <w:bCs/>
+    </w:rPr>
+  </w:style>
+  <w:style w:type="character" w:customStyle="1" w:styleId="affd">
+    <w:name w:val="批注主题 字符"/>
+    <w:basedOn w:val="affb"/>
+    <w:link w:val="affc"/>
+    <w:uiPriority w:val="99"/>
+    <w:semiHidden/>
+    <w:rsid w:val="00795C3F"/>
+    <w:rPr>
+      <w:rFonts w:ascii="宋体" w:eastAsia="宋体" w:hAnsi="宋体"/>
+      <w:b/>
+      <w:bCs/>
+      <w:sz w:val="21"/>
+    </w:rPr>
+  </w:style>
 </w:styles>
 </file>
 

--- a/docs/项目设计文档.docx
+++ b/docs/项目设计文档.docx
@@ -2605,29 +2605,7 @@
         <w:rPr>
           <w:lang w:eastAsia="zh-CN"/>
         </w:rPr>
-        <w:t xml:space="preserve"> Agent LangGraph 状态机设计，将画像采集、意图路由、内容生成、安全审核、资源推荐等职责明确分离，是多智能体在教育内容生成领域的创新实践。</w:t>
-      </w:r>
-      <w:commentRangeStart w:id="2"/>
-      <w:r>
-        <w:rPr>
-          <w:lang w:eastAsia="zh-CN"/>
-        </w:rPr>
-        <w:t>与现有工作的关键差异在于</w:t>
-      </w:r>
-      <w:commentRangeEnd w:id="2"/>
-      <w:r>
-        <w:rPr>
-          <w:rStyle w:val="aff9"/>
-          <w:szCs w:val="22"/>
-          <w:lang w:eastAsia="zh-CN"/>
-        </w:rPr>
-        <w:commentReference w:id="2"/>
-      </w:r>
-      <w:r>
-        <w:rPr>
-          <w:lang w:eastAsia="zh-CN"/>
-        </w:rPr>
-        <w:t>：</w:t>
+        <w:t xml:space="preserve"> Agent LangGraph 状态机设计，将画像采集、意图路由、内容生成、安全审核、资源推荐等职责明确分离，是多智能体在教育内容生成领域的创新实践。与现有工作的关键差异在于：</w:t>
       </w:r>
     </w:p>
     <w:p>
@@ -2756,20 +2734,20 @@
       <w:pPr>
         <w:pStyle w:val="31"/>
       </w:pPr>
-      <w:commentRangeStart w:id="3"/>
+      <w:commentRangeStart w:id="2"/>
       <w:r>
         <w:t xml:space="preserve">1.3.4 </w:t>
       </w:r>
       <w:r>
         <w:t>主流竞品横向对比</w:t>
       </w:r>
-      <w:commentRangeEnd w:id="3"/>
+      <w:commentRangeEnd w:id="2"/>
       <w:r>
         <w:rPr>
           <w:rStyle w:val="aff9"/>
           <w:szCs w:val="22"/>
         </w:rPr>
-        <w:commentReference w:id="3"/>
+        <w:commentReference w:id="2"/>
       </w:r>
     </w:p>
     <w:tbl>
@@ -3789,22 +3767,40 @@
     <w:p>
       <w:pPr>
         <w:pStyle w:val="21"/>
+        <w:rPr>
+          <w:lang w:eastAsia="zh-CN"/>
+        </w:rPr>
       </w:pPr>
       <w:r>
+        <w:rPr>
+          <w:lang w:eastAsia="zh-CN"/>
+        </w:rPr>
         <w:t xml:space="preserve">1.4 </w:t>
       </w:r>
       <w:r>
+        <w:rPr>
+          <w:lang w:eastAsia="zh-CN"/>
+        </w:rPr>
         <w:t>主要工作概要</w:t>
       </w:r>
     </w:p>
     <w:p>
       <w:pPr>
         <w:pStyle w:val="31"/>
+        <w:rPr>
+          <w:lang w:eastAsia="zh-CN"/>
+        </w:rPr>
       </w:pPr>
       <w:r>
+        <w:rPr>
+          <w:lang w:eastAsia="zh-CN"/>
+        </w:rPr>
         <w:t xml:space="preserve">1.4.1 </w:t>
       </w:r>
       <w:r>
+        <w:rPr>
+          <w:lang w:eastAsia="zh-CN"/>
+        </w:rPr>
         <w:t>系统能力一览</w:t>
       </w:r>
     </w:p>
@@ -3874,21 +3870,21 @@
         </w:rPr>
         <w:t xml:space="preserve">1.4.2 </w:t>
       </w:r>
-      <w:commentRangeStart w:id="4"/>
+      <w:commentRangeStart w:id="3"/>
       <w:r>
         <w:rPr>
           <w:lang w:eastAsia="zh-CN"/>
         </w:rPr>
         <w:t>三大创新点速览</w:t>
       </w:r>
-      <w:commentRangeEnd w:id="4"/>
+      <w:commentRangeEnd w:id="3"/>
       <w:r>
         <w:rPr>
           <w:rStyle w:val="aff9"/>
           <w:szCs w:val="22"/>
           <w:lang w:eastAsia="zh-CN"/>
         </w:rPr>
-        <w:commentReference w:id="4"/>
+        <w:commentReference w:id="3"/>
       </w:r>
     </w:p>
     <w:p>
@@ -4305,21 +4301,21 @@
       <w:pPr>
         <w:pStyle w:val="21"/>
       </w:pPr>
-      <w:commentRangeStart w:id="5"/>
+      <w:commentRangeStart w:id="4"/>
       <w:r>
         <w:t xml:space="preserve">1.5 </w:t>
       </w:r>
       <w:r>
         <w:t>文档组织结构</w:t>
       </w:r>
-      <w:commentRangeEnd w:id="5"/>
+      <w:commentRangeEnd w:id="4"/>
       <w:r>
         <w:rPr>
           <w:rStyle w:val="aff9"/>
           <w:sz w:val="26"/>
           <w:szCs w:val="26"/>
         </w:rPr>
-        <w:commentReference w:id="5"/>
+        <w:commentReference w:id="4"/>
       </w:r>
     </w:p>
     <w:p>
@@ -4899,21 +4895,21 @@
           <w:lang w:eastAsia="zh-CN"/>
         </w:rPr>
       </w:pPr>
-      <w:commentRangeStart w:id="6"/>
+      <w:commentRangeStart w:id="5"/>
       <w:r>
         <w:rPr>
           <w:lang w:eastAsia="zh-CN"/>
         </w:rPr>
         <w:t>核心业务流程</w:t>
       </w:r>
-      <w:commentRangeEnd w:id="6"/>
+      <w:commentRangeEnd w:id="5"/>
       <w:r>
         <w:rPr>
           <w:rStyle w:val="aff9"/>
           <w:szCs w:val="22"/>
           <w:lang w:eastAsia="zh-CN"/>
         </w:rPr>
-        <w:commentReference w:id="6"/>
+        <w:commentReference w:id="5"/>
       </w:r>
       <w:r>
         <w:rPr>
@@ -6602,7 +6598,7 @@
           <w:lang w:eastAsia="zh-CN"/>
         </w:rPr>
       </w:pPr>
-      <w:commentRangeStart w:id="7"/>
+      <w:commentRangeStart w:id="6"/>
       <w:r>
         <w:rPr>
           <w:b/>
@@ -6616,7 +6612,7 @@
         </w:rPr>
         <w:t>：7 种资源类型由独立生成 Agent 负责，通过 LangGraph 状态机统一编排。</w:t>
       </w:r>
-      <w:commentRangeEnd w:id="7"/>
+      <w:commentRangeEnd w:id="6"/>
       <w:r>
         <w:rPr>
           <w:rStyle w:val="aff9"/>
@@ -6624,7 +6620,7 @@
           <w:szCs w:val="22"/>
           <w:lang w:eastAsia="zh-CN"/>
         </w:rPr>
-        <w:commentReference w:id="7"/>
+        <w:commentReference w:id="6"/>
       </w:r>
     </w:p>
     <w:p>
@@ -8339,26 +8335,26 @@
       <w:pPr>
         <w:pStyle w:val="31"/>
         <w:rPr>
-          <w:rFonts w:eastAsia="宋体" w:hint="eastAsia"/>
+          <w:rFonts w:eastAsia="宋体"/>
           <w:lang w:eastAsia="zh-CN"/>
         </w:rPr>
       </w:pPr>
-      <w:commentRangeStart w:id="8"/>
+      <w:commentRangeStart w:id="7"/>
       <w:r>
         <w:t xml:space="preserve">2.5.1 MoSCoW </w:t>
       </w:r>
       <w:r>
         <w:t>优先级矩阵</w:t>
       </w:r>
-      <w:commentRangeEnd w:id="8"/>
+      <w:commentRangeEnd w:id="7"/>
       <w:r>
         <w:rPr>
           <w:rStyle w:val="aff9"/>
-          <w:rFonts w:eastAsia="宋体" w:hint="eastAsia"/>
+          <w:rFonts w:eastAsia="宋体"/>
           <w:szCs w:val="22"/>
           <w:lang w:eastAsia="zh-CN"/>
         </w:rPr>
-        <w:commentReference w:id="8"/>
+        <w:commentReference w:id="7"/>
       </w:r>
     </w:p>
     <w:tbl>
@@ -18257,10 +18253,10 @@
         <w:tblLook w:val="04A0" w:firstRow="1" w:lastRow="0" w:firstColumn="1" w:lastColumn="0" w:noHBand="0" w:noVBand="1"/>
       </w:tblPr>
       <w:tblGrid>
-        <w:gridCol w:w="1726"/>
+        <w:gridCol w:w="1727"/>
         <w:gridCol w:w="1728"/>
         <w:gridCol w:w="1726"/>
-        <w:gridCol w:w="1727"/>
+        <w:gridCol w:w="1726"/>
         <w:gridCol w:w="1729"/>
       </w:tblGrid>
       <w:tr>
@@ -18445,21 +18441,21 @@
                 <w:rFonts w:hint="eastAsia"/>
               </w:rPr>
             </w:pPr>
-            <w:commentRangeStart w:id="9"/>
+            <w:commentRangeStart w:id="8"/>
             <w:r>
               <w:rPr>
                 <w:sz w:val="18"/>
               </w:rPr>
               <w:t>✅</w:t>
             </w:r>
-            <w:commentRangeEnd w:id="9"/>
+            <w:commentRangeEnd w:id="8"/>
             <w:r>
               <w:rPr>
                 <w:rStyle w:val="aff9"/>
                 <w:rFonts w:hint="eastAsia"/>
                 <w:szCs w:val="22"/>
               </w:rPr>
-              <w:commentReference w:id="9"/>
+              <w:commentReference w:id="8"/>
             </w:r>
           </w:p>
         </w:tc>
@@ -21599,7 +21595,7 @@
           <w:lang w:eastAsia="zh-CN"/>
         </w:rPr>
       </w:pPr>
-      <w:commentRangeStart w:id="10"/>
+      <w:commentRangeStart w:id="9"/>
       <w:r>
         <w:rPr>
           <w:lang w:eastAsia="zh-CN"/>
@@ -21612,7 +21608,7 @@
         </w:rPr>
         <w:t>创新点二：垂直领域模型基座引擎</w:t>
       </w:r>
-      <w:commentRangeEnd w:id="10"/>
+      <w:commentRangeEnd w:id="9"/>
       <w:r>
         <w:rPr>
           <w:rStyle w:val="aff9"/>
@@ -21620,7 +21616,7 @@
           <w:szCs w:val="26"/>
           <w:lang w:eastAsia="zh-CN"/>
         </w:rPr>
-        <w:commentReference w:id="10"/>
+        <w:commentReference w:id="9"/>
       </w:r>
     </w:p>
     <w:p>
@@ -56373,7 +56369,7 @@
         <w:rPr>
           <w:rFonts w:hint="eastAsia"/>
         </w:rPr>
-        <w:t>内容写详细一些</w:t>
+        <w:t>（全局）很多子节点的内容写的详细一些，不要纯粹的罗列知识点。</w:t>
       </w:r>
     </w:p>
   </w:comment>
@@ -56381,6 +56377,9 @@
     <w:p>
       <w:pPr>
         <w:pStyle w:val="affa"/>
+        <w:rPr>
+          <w:rFonts w:hint="eastAsia"/>
+        </w:rPr>
       </w:pPr>
       <w:r>
         <w:rPr>
@@ -56397,10 +56396,13 @@
       </w:r>
     </w:p>
   </w:comment>
-  <w:comment w:id="2" w:author="Yihui Chen" w:date="2026-06-27T16:44:00Z" w:initials="YC">
+  <w:comment w:id="2" w:author="Yihui Chen" w:date="2026-06-27T17:13:00Z" w:initials="YC">
     <w:p>
       <w:pPr>
         <w:pStyle w:val="affa"/>
+        <w:rPr>
+          <w:rFonts w:hint="eastAsia"/>
+        </w:rPr>
       </w:pPr>
       <w:r>
         <w:rPr>
@@ -56413,31 +56415,11 @@
         <w:rPr>
           <w:rFonts w:hint="eastAsia"/>
         </w:rPr>
-        <w:t>补充一张对比图</w:t>
+        <w:t>缺少文字性的总结与概括</w:t>
       </w:r>
     </w:p>
   </w:comment>
-  <w:comment w:id="3" w:author="Yihui Chen" w:date="2026-06-27T17:13:00Z" w:initials="YC">
-    <w:p>
-      <w:pPr>
-        <w:pStyle w:val="affa"/>
-      </w:pPr>
-      <w:r>
-        <w:rPr>
-          <w:rStyle w:val="aff9"/>
-          <w:rFonts w:hint="eastAsia"/>
-        </w:rPr>
-        <w:annotationRef/>
-      </w:r>
-      <w:r>
-        <w:rPr>
-          <w:rFonts w:hint="eastAsia"/>
-        </w:rPr>
-        <w:t>缺少文字性的总结与概括</w:t>
-      </w:r>
-    </w:p>
-  </w:comment>
-  <w:comment w:id="4" w:author="Yihui Chen" w:date="2026-06-27T16:56:00Z" w:initials="YC">
+  <w:comment w:id="3" w:author="Yihui Chen" w:date="2026-06-27T16:56:00Z" w:initials="YC">
     <w:p>
       <w:pPr>
         <w:pStyle w:val="affa"/>
@@ -56502,6 +56484,9 @@
           <w:ilvl w:val="0"/>
           <w:numId w:val="10"/>
         </w:numPr>
+        <w:rPr>
+          <w:rFonts w:hint="eastAsia"/>
+        </w:rPr>
       </w:pPr>
       <w:r>
         <w:rPr>
@@ -56511,10 +56496,13 @@
       </w:r>
     </w:p>
   </w:comment>
-  <w:comment w:id="5" w:author="Yihui Chen" w:date="2026-06-27T16:56:00Z" w:initials="YC">
+  <w:comment w:id="4" w:author="Yihui Chen" w:date="2026-06-27T16:56:00Z" w:initials="YC">
     <w:p>
       <w:pPr>
         <w:pStyle w:val="affa"/>
+        <w:rPr>
+          <w:rFonts w:hint="eastAsia"/>
+        </w:rPr>
       </w:pPr>
       <w:r>
         <w:rPr>
@@ -56531,10 +56519,13 @@
       </w:r>
     </w:p>
   </w:comment>
-  <w:comment w:id="6" w:author="Yihui Chen" w:date="2026-06-27T17:14:00Z" w:initials="YC">
+  <w:comment w:id="5" w:author="Yihui Chen" w:date="2026-06-27T17:14:00Z" w:initials="YC">
     <w:p>
       <w:pPr>
         <w:pStyle w:val="affa"/>
+        <w:rPr>
+          <w:rFonts w:hint="eastAsia"/>
+        </w:rPr>
       </w:pPr>
       <w:r>
         <w:rPr>
@@ -56551,7 +56542,7 @@
       </w:r>
     </w:p>
   </w:comment>
-  <w:comment w:id="7" w:author="Yihui Chen" w:date="2026-06-27T17:05:00Z" w:initials="YC">
+  <w:comment w:id="6" w:author="Yihui Chen" w:date="2026-06-27T17:05:00Z" w:initials="YC">
     <w:p>
       <w:pPr>
         <w:pStyle w:val="affa"/>
@@ -56579,6 +56570,51 @@
           <w:rFonts w:hint="eastAsia"/>
         </w:rPr>
         <w:t>：本系统的7 种资源类型分别由独立的资源生成智能体负责。所有智能体通过 LangGraph 状态机统一编排，通过LangGraph提供的原生AgentState类进行消息传递与智能体间通信。</w:t>
+      </w:r>
+    </w:p>
+    <w:p>
+      <w:pPr>
+        <w:pStyle w:val="affa"/>
+        <w:rPr>
+          <w:rFonts w:hint="eastAsia"/>
+        </w:rPr>
+      </w:pPr>
+    </w:p>
+    <w:p>
+      <w:pPr>
+        <w:pStyle w:val="affa"/>
+        <w:rPr>
+          <w:rFonts w:hint="eastAsia"/>
+        </w:rPr>
+      </w:pPr>
+      <w:r>
+        <w:rPr>
+          <w:rFonts w:hint="eastAsia"/>
+        </w:rPr>
+        <w:t>加一些前后文字的铺垫，不要只罗列关键事实，不然AI味太重，评委印象分会很低。</w:t>
+      </w:r>
+    </w:p>
+  </w:comment>
+  <w:comment w:id="7" w:author="Yihui Chen" w:date="2026-06-27T17:12:00Z" w:initials="YC">
+    <w:p>
+      <w:pPr>
+        <w:pStyle w:val="affa"/>
+        <w:rPr>
+          <w:rFonts w:hint="eastAsia"/>
+        </w:rPr>
+      </w:pPr>
+      <w:r>
+        <w:rPr>
+          <w:rStyle w:val="aff9"/>
+          <w:rFonts w:hint="eastAsia"/>
+        </w:rPr>
+        <w:annotationRef/>
+      </w:r>
+      <w:r>
+        <w:rPr>
+          <w:rFonts w:hint="eastAsia"/>
+        </w:rPr>
+        <w:t>一个完整的项目文档，应该是节标题+内容描述（文字）+图标辅助说明，而不是节标题+图表。应该用文字构成内容介绍的主体。</w:t>
       </w:r>
     </w:p>
     <w:p>
@@ -56597,11 +56633,11 @@
         <w:rPr>
           <w:rFonts w:hint="eastAsia"/>
         </w:rPr>
-        <w:t>加一些前后文字的铺垫，不要只罗列关键事实，不然AI味太重，评委印象分会很低。</w:t>
+        <w:t>这个更像是一个写给内部人员看的项目开发文档而不是对外介绍宣传的项目文档。</w:t>
       </w:r>
     </w:p>
   </w:comment>
-  <w:comment w:id="8" w:author="Yihui Chen" w:date="2026-06-27T17:12:00Z" w:initials="YC">
+  <w:comment w:id="8" w:author="Yihui Chen" w:date="2026-06-27T17:18:00Z" w:initials="YC">
     <w:p>
       <w:pPr>
         <w:pStyle w:val="affa"/>
@@ -56620,26 +56656,7 @@
         <w:rPr>
           <w:rFonts w:hint="eastAsia"/>
         </w:rPr>
-        <w:t>一个完整的项目文档，应该是节标题+内容描述（文字）+图标辅助说明，而不是节标题+图标。应该用文字构成内容介绍的主体。</w:t>
-      </w:r>
-    </w:p>
-    <w:p>
-      <w:pPr>
-        <w:pStyle w:val="affa"/>
-        <w:rPr>
-          <w:rFonts w:hint="eastAsia"/>
-        </w:rPr>
-      </w:pPr>
-    </w:p>
-    <w:p>
-      <w:pPr>
-        <w:pStyle w:val="affa"/>
-      </w:pPr>
-      <w:r>
-        <w:rPr>
-          <w:rFonts w:hint="eastAsia"/>
-        </w:rPr>
-        <w:t>这个更像是一个写给内部人员看的项目开发文档而不是对外介绍宣传的项目文档。</w:t>
+        <w:t>不要用emoji，换成“是”“否”</w:t>
       </w:r>
     </w:p>
   </w:comment>
@@ -56647,26 +56664,6 @@
     <w:p>
       <w:pPr>
         <w:pStyle w:val="affa"/>
-      </w:pPr>
-      <w:r>
-        <w:rPr>
-          <w:rStyle w:val="aff9"/>
-          <w:rFonts w:hint="eastAsia"/>
-        </w:rPr>
-        <w:annotationRef/>
-      </w:r>
-      <w:r>
-        <w:rPr>
-          <w:rFonts w:hint="eastAsia"/>
-        </w:rPr>
-        <w:t>不要用emoji，换成“是”“否”</w:t>
-      </w:r>
-    </w:p>
-  </w:comment>
-  <w:comment w:id="10" w:author="Yihui Chen" w:date="2026-06-27T17:18:00Z" w:initials="YC">
-    <w:p>
-      <w:pPr>
-        <w:pStyle w:val="affa"/>
         <w:rPr>
           <w:rFonts w:hint="eastAsia"/>
         </w:rPr>
@@ -56696,6 +56693,9 @@
     <w:p>
       <w:pPr>
         <w:pStyle w:val="affa"/>
+        <w:rPr>
+          <w:rFonts w:hint="eastAsia"/>
+        </w:rPr>
       </w:pPr>
       <w:r>
         <w:rPr>
@@ -56712,7 +56712,6 @@
 <w15:commentsEx xmlns:wpc="http://schemas.microsoft.com/office/word/2010/wordprocessingCanvas" xmlns:cx="http://schemas.microsoft.com/office/drawing/2014/chartex" xmlns:cx1="http://schemas.microsoft.com/office/drawing/2015/9/8/chartex" xmlns:cx2="http://schemas.microsoft.com/office/drawing/2015/10/21/chartex" xmlns:cx3="http://schemas.microsoft.com/office/drawing/2016/5/9/chartex" xmlns:cx4="http://schemas.microsoft.com/office/drawing/2016/5/10/chartex" xmlns:cx5="http://schemas.microsoft.com/office/drawing/2016/5/11/chartex" xmlns:cx6="http://schemas.microsoft.com/office/drawing/2016/5/12/chartex" xmlns:cx7="http://schemas.microsoft.com/office/drawing/2016/5/13/chartex" xmlns:cx8="http://schemas.microsoft.com/office/drawing/2016/5/14/chartex" xmlns:mc="http://schemas.openxmlformats.org/markup-compatibility/2006" xmlns:aink="http://schemas.microsoft.com/office/drawing/2016/ink" xmlns:am3d="http://schemas.microsoft.com/office/drawing/2017/model3d" xmlns:o="urn:schemas-microsoft-com:office:office" xmlns:oel="http://schemas.microsoft.com/office/2019/extlst" xmlns:r="http://schemas.openxmlformats.org/officeDocument/2006/relationships" xmlns:m="http://schemas.openxmlformats.org/officeDocument/2006/math" xmlns:v="urn:schemas-microsoft-com:vml" xmlns:wp14="http://schemas.microsoft.com/office/word/2010/wordprocessingDrawing" xmlns:wp="http://schemas.openxmlformats.org/drawingml/2006/wordprocessingDrawing" xmlns:w10="urn:schemas-microsoft-com:office:word" xmlns:w="http://schemas.openxmlformats.org/wordprocessingml/2006/main" xmlns:w14="http://schemas.microsoft.com/office/word/2010/wordml" xmlns:w15="http://schemas.microsoft.com/office/word/2012/wordml" xmlns:w16cex="http://schemas.microsoft.com/office/word/2018/wordml/cex" xmlns:w16cid="http://schemas.microsoft.com/office/word/2016/wordml/cid" xmlns:w16="http://schemas.microsoft.com/office/word/2018/wordml" xmlns:w16du="http://schemas.microsoft.com/office/word/2023/wordml/word16du" xmlns:w16sdtdh="http://schemas.microsoft.com/office/word/2020/wordml/sdtdatahash" xmlns:w16sdtfl="http://schemas.microsoft.com/office/word/2024/wordml/sdtformatlock" xmlns:w16se="http://schemas.microsoft.com/office/word/2015/wordml/symex" xmlns:wpg="http://schemas.microsoft.com/office/word/2010/wordprocessingGroup" xmlns:wpi="http://schemas.microsoft.com/office/word/2010/wordprocessingInk" xmlns:wne="http://schemas.microsoft.com/office/word/2006/wordml" xmlns:wps="http://schemas.microsoft.com/office/word/2010/wordprocessingShape" mc:Ignorable="w14 w15 w16se w16cid w16 w16cex w16sdtdh w16sdtfl w16du wp14">
   <w15:commentEx w15:paraId="22680184" w15:done="0"/>
   <w15:commentEx w15:paraId="3EBF7386" w15:done="0"/>
-  <w15:commentEx w15:paraId="5DFFEAB9" w15:done="0"/>
   <w15:commentEx w15:paraId="0E4AC41C" w15:done="0"/>
   <w15:commentEx w15:paraId="15A57B6F" w15:done="0"/>
   <w15:commentEx w15:paraId="4493A09E" w15:done="0"/>
@@ -56728,7 +56727,6 @@
 <w16cex:commentsExtensible xmlns:wpc="http://schemas.microsoft.com/office/word/2010/wordprocessingCanvas" xmlns:cx="http://schemas.microsoft.com/office/drawing/2014/chartex" xmlns:cx1="http://schemas.microsoft.com/office/drawing/2015/9/8/chartex" xmlns:cx2="http://schemas.microsoft.com/office/drawing/2015/10/21/chartex" xmlns:cx3="http://schemas.microsoft.com/office/drawing/2016/5/9/chartex" xmlns:cx4="http://schemas.microsoft.com/office/drawing/2016/5/10/chartex" xmlns:cx5="http://schemas.microsoft.com/office/drawing/2016/5/11/chartex" xmlns:cx6="http://schemas.microsoft.com/office/drawing/2016/5/12/chartex" xmlns:cx7="http://schemas.microsoft.com/office/drawing/2016/5/13/chartex" xmlns:cx8="http://schemas.microsoft.com/office/drawing/2016/5/14/chartex" xmlns:cr="http://schemas.microsoft.com/office/comments/2020/reactions" xmlns:mc="http://schemas.openxmlformats.org/markup-compatibility/2006" xmlns:aink="http://schemas.microsoft.com/office/drawing/2016/ink" xmlns:am3d="http://schemas.microsoft.com/office/drawing/2017/model3d" xmlns:o="urn:schemas-microsoft-com:office:office" xmlns:oel="http://schemas.microsoft.com/office/2019/extlst" xmlns:r="http://schemas.openxmlformats.org/officeDocument/2006/relationships" xmlns:m="http://schemas.openxmlformats.org/officeDocument/2006/math" xmlns:v="urn:schemas-microsoft-com:vml" xmlns:wp14="http://schemas.microsoft.com/office/word/2010/wordprocessingDrawing" xmlns:wp="http://schemas.openxmlformats.org/drawingml/2006/wordprocessingDrawing" xmlns:w10="urn:schemas-microsoft-com:office:word" xmlns:w="http://schemas.openxmlformats.org/wordprocessingml/2006/main" xmlns:w14="http://schemas.microsoft.com/office/word/2010/wordml" xmlns:w15="http://schemas.microsoft.com/office/word/2012/wordml" xmlns:w16cex="http://schemas.microsoft.com/office/word/2018/wordml/cex" xmlns:w16cid="http://schemas.microsoft.com/office/word/2016/wordml/cid" xmlns:w16="http://schemas.microsoft.com/office/word/2018/wordml" xmlns:w16du="http://schemas.microsoft.com/office/word/2023/wordml/word16du" xmlns:w16sdtdh="http://schemas.microsoft.com/office/word/2020/wordml/sdtdatahash" xmlns:w16sdtfl="http://schemas.microsoft.com/office/word/2024/wordml/sdtformatlock" xmlns:w16se="http://schemas.microsoft.com/office/word/2015/wordml/symex" xmlns:wpg="http://schemas.microsoft.com/office/word/2010/wordprocessingGroup" xmlns:wpi="http://schemas.microsoft.com/office/word/2010/wordprocessingInk" xmlns:wne="http://schemas.microsoft.com/office/word/2006/wordml" xmlns:wps="http://schemas.microsoft.com/office/word/2010/wordprocessingShape" mc:Ignorable="w14 w15 w16se w16cid w16 w16cex w16sdtdh w16sdtfl cr w16du wp14">
   <w16cex:commentExtensible w16cex:durableId="44A01AA5" w16cex:dateUtc="2026-06-27T08:43:00Z"/>
   <w16cex:commentExtensible w16cex:durableId="6BD0215D" w16cex:dateUtc="2026-06-27T08:44:00Z"/>
-  <w16cex:commentExtensible w16cex:durableId="401FF9C4" w16cex:dateUtc="2026-06-27T08:44:00Z"/>
   <w16cex:commentExtensible w16cex:durableId="08F0BD48" w16cex:dateUtc="2026-06-27T09:13:00Z"/>
   <w16cex:commentExtensible w16cex:durableId="629127C7" w16cex:dateUtc="2026-06-27T08:56:00Z"/>
   <w16cex:commentExtensible w16cex:durableId="222C999A" w16cex:dateUtc="2026-06-27T08:56:00Z"/>
@@ -56744,7 +56742,6 @@
 <w16cid:commentsIds xmlns:wpc="http://schemas.microsoft.com/office/word/2010/wordprocessingCanvas" xmlns:cx="http://schemas.microsoft.com/office/drawing/2014/chartex" xmlns:cx1="http://schemas.microsoft.com/office/drawing/2015/9/8/chartex" xmlns:cx2="http://schemas.microsoft.com/office/drawing/2015/10/21/chartex" xmlns:cx3="http://schemas.microsoft.com/office/drawing/2016/5/9/chartex" xmlns:cx4="http://schemas.microsoft.com/office/drawing/2016/5/10/chartex" xmlns:cx5="http://schemas.microsoft.com/office/drawing/2016/5/11/chartex" xmlns:cx6="http://schemas.microsoft.com/office/drawing/2016/5/12/chartex" xmlns:cx7="http://schemas.microsoft.com/office/drawing/2016/5/13/chartex" xmlns:cx8="http://schemas.microsoft.com/office/drawing/2016/5/14/chartex" xmlns:mc="http://schemas.openxmlformats.org/markup-compatibility/2006" xmlns:aink="http://schemas.microsoft.com/office/drawing/2016/ink" xmlns:am3d="http://schemas.microsoft.com/office/drawing/2017/model3d" xmlns:o="urn:schemas-microsoft-com:office:office" xmlns:oel="http://schemas.microsoft.com/office/2019/extlst" xmlns:r="http://schemas.openxmlformats.org/officeDocument/2006/relationships" xmlns:m="http://schemas.openxmlformats.org/officeDocument/2006/math" xmlns:v="urn:schemas-microsoft-com:vml" xmlns:wp14="http://schemas.microsoft.com/office/word/2010/wordprocessingDrawing" xmlns:wp="http://schemas.openxmlformats.org/drawingml/2006/wordprocessingDrawing" xmlns:w10="urn:schemas-microsoft-com:office:word" xmlns:w="http://schemas.openxmlformats.org/wordprocessingml/2006/main" xmlns:w14="http://schemas.microsoft.com/office/word/2010/wordml" xmlns:w15="http://schemas.microsoft.com/office/word/2012/wordml" xmlns:w16cex="http://schemas.microsoft.com/office/word/2018/wordml/cex" xmlns:w16cid="http://schemas.microsoft.com/office/word/2016/wordml/cid" xmlns:w16="http://schemas.microsoft.com/office/word/2018/wordml" xmlns:w16du="http://schemas.microsoft.com/office/word/2023/wordml/word16du" xmlns:w16sdtdh="http://schemas.microsoft.com/office/word/2020/wordml/sdtdatahash" xmlns:w16sdtfl="http://schemas.microsoft.com/office/word/2024/wordml/sdtformatlock" xmlns:w16se="http://schemas.microsoft.com/office/word/2015/wordml/symex" xmlns:wpg="http://schemas.microsoft.com/office/word/2010/wordprocessingGroup" xmlns:wpi="http://schemas.microsoft.com/office/word/2010/wordprocessingInk" xmlns:wne="http://schemas.microsoft.com/office/word/2006/wordml" xmlns:wps="http://schemas.microsoft.com/office/word/2010/wordprocessingShape" mc:Ignorable="w14 w15 w16se w16cid w16 w16cex w16sdtdh w16sdtfl w16du wp14">
   <w16cid:commentId w16cid:paraId="22680184" w16cid:durableId="44A01AA5"/>
   <w16cid:commentId w16cid:paraId="3EBF7386" w16cid:durableId="6BD0215D"/>
-  <w16cid:commentId w16cid:paraId="5DFFEAB9" w16cid:durableId="401FF9C4"/>
   <w16cid:commentId w16cid:paraId="0E4AC41C" w16cid:durableId="08F0BD48"/>
   <w16cid:commentId w16cid:paraId="15A57B6F" w16cid:durableId="629127C7"/>
   <w16cid:commentId w16cid:paraId="4493A09E" w16cid:durableId="222C999A"/>
